--- a/specs/05-vacaciones.docx
+++ b/specs/05-vacaciones.docx
@@ -15187,17 +15187,53 @@
         </w:numPr>
       </w:pPr>
       <w:r>
-        <w:rPr>
-          <w:b/>
-          <w:bCs/>
-        </w:rPr>
-        <w:t xml:space="preserve">Regla de validación con typo</w:t>
-      </w:r>
-      <w:r>
-        <w:t xml:space="preserve"> </w:t>
-      </w:r>
-      <w:r>
-        <w:t xml:space="preserve">en</w:t>
+        <w:t xml:space="preserve">✅</w:t>
+      </w:r>
+      <w:r>
+        <w:t xml:space="preserve"> </w:t>
+      </w:r>
+      <w:r>
+        <w:rPr>
+          <w:b/>
+          <w:bCs/>
+        </w:rPr>
+        <w:t xml:space="preserve">RESUELTO (2026-09-02)</w:t>
+      </w:r>
+      <w:r>
+        <w:t xml:space="preserve"> </w:t>
+      </w:r>
+      <w:r>
+        <w:t xml:space="preserve">—</w:t>
+      </w:r>
+      <w:r>
+        <w:t xml:space="preserve"> </w:t>
+      </w:r>
+      <w:r>
+        <w:rPr>
+          <w:rStyle w:val="VerbatimChar"/>
+        </w:rPr>
+        <w:t xml:space="preserve">nullable</w:t>
+      </w:r>
+      <w:r>
+        <w:t xml:space="preserve"> </w:t>
+      </w:r>
+      <w:r>
+        <w:t xml:space="preserve">duplicado en la regla</w:t>
+      </w:r>
+      <w:r>
+        <w:t xml:space="preserve"> </w:t>
+      </w:r>
+      <w:r>
+        <w:rPr>
+          <w:rStyle w:val="VerbatimChar"/>
+        </w:rPr>
+        <w:t xml:space="preserve">'periodos.*.fecha_final'</w:t>
+      </w:r>
+      <w:r>
+        <w:t xml:space="preserve"> </w:t>
+      </w:r>
+      <w:r>
+        <w:t xml:space="preserve">de</w:t>
       </w:r>
       <w:r>
         <w:t xml:space="preserve"> </w:t>
@@ -15209,34 +15245,34 @@
         <w:t xml:space="preserve">PlanificacionVacController::store</w:t>
       </w:r>
       <w:r>
-        <w:t xml:space="preserve">:</w:t>
-      </w:r>
-      <w:r>
-        <w:t xml:space="preserve"> </w:t>
-      </w:r>
-      <w:r>
-        <w:rPr>
-          <w:rStyle w:val="VerbatimChar"/>
-        </w:rPr>
-        <w:t xml:space="preserve">'periodos.*.fecha_final' =&gt; 'nullable|date|nullable|after_or_equal:periodos.*.fecha_inicial'</w:t>
-      </w:r>
-      <w:r>
-        <w:t xml:space="preserve"> </w:t>
-      </w:r>
-      <w:r>
-        <w:t xml:space="preserve">(</w:t>
-      </w:r>
-      <w:r>
-        <w:rPr>
-          <w:rStyle w:val="VerbatimChar"/>
-        </w:rPr>
-        <w:t xml:space="preserve">nullable</w:t>
-      </w:r>
-      <w:r>
-        <w:t xml:space="preserve"> </w:t>
-      </w:r>
-      <w:r>
-        <w:t xml:space="preserve">repetido).</w:t>
+        <w:t xml:space="preserve"> </w:t>
+      </w:r>
+      <w:r>
+        <w:t xml:space="preserve">eliminado. Nota (CLAUDE.md): no se halló evidencia de que el</w:t>
+      </w:r>
+      <w:r>
+        <w:t xml:space="preserve"> </w:t>
+      </w:r>
+      <w:r>
+        <w:t xml:space="preserve">duplicado realmente rompiera</w:t>
+      </w:r>
+      <w:r>
+        <w:t xml:space="preserve"> </w:t>
+      </w:r>
+      <w:r>
+        <w:rPr>
+          <w:rStyle w:val="VerbatimChar"/>
+        </w:rPr>
+        <w:t xml:space="preserve">after_or_equal</w:t>
+      </w:r>
+      <w:r>
+        <w:t xml:space="preserve">; si la validación de fechas de períodos sigue sin</w:t>
+      </w:r>
+      <w:r>
+        <w:t xml:space="preserve"> </w:t>
+      </w:r>
+      <w:r>
+        <w:t xml:space="preserve">comportarse como se espera, el problema está en otro punto.</w:t>
       </w:r>
     </w:p>
     <w:p>
@@ -15288,49 +15324,55 @@
         <w:t xml:space="preserve"> </w:t>
       </w:r>
       <w:r>
-        <w:t xml:space="preserve">(todos, incluidos los vacíos),</w:t>
-      </w:r>
-      <w:r>
-        <w:t xml:space="preserve"> </w:t>
-      </w:r>
-      <w:r>
-        <w:t xml:space="preserve">igual que</w:t>
-      </w:r>
-      <w:r>
-        <w:t xml:space="preserve"> </w:t>
-      </w:r>
-      <w:r>
-        <w:rPr>
-          <w:rStyle w:val="VerbatimChar"/>
-        </w:rPr>
-        <w:t xml:space="preserve">store</w:t>
-      </w:r>
-      <w:r>
-        <w:t xml:space="preserve"> </w:t>
-      </w:r>
-      <w:r>
-        <w:t xml:space="preserve">—</w:t>
-      </w:r>
-      <w:r>
-        <w:t xml:space="preserve"> </w:t>
-      </w:r>
-      <w:r>
-        <w:rPr>
-          <w:rStyle w:val="VerbatimChar"/>
-        </w:rPr>
-        <w:t xml:space="preserve">haysolapamiento</w:t>
-      </w:r>
-      <w:r>
-        <w:t xml:space="preserve"> </w:t>
-      </w:r>
-      <w:r>
-        <w:t xml:space="preserve">filtra los vacíos internamente, ok, pero la asimetría entre</w:t>
-      </w:r>
-      <w:r>
-        <w:t xml:space="preserve"> </w:t>
-      </w:r>
-      <w:r>
-        <w:t xml:space="preserve">“validar contra</w:t>
+        <w:t xml:space="preserve">— evaluado (2026-09-01):</w:t>
+      </w:r>
+      <w:r>
+        <w:t xml:space="preserve"> </w:t>
+      </w:r>
+      <w:r>
+        <w:rPr>
+          <w:b/>
+          <w:bCs/>
+        </w:rPr>
+        <w:t xml:space="preserve">no es</w:t>
+      </w:r>
+      <w:r>
+        <w:rPr>
+          <w:b/>
+          <w:bCs/>
+        </w:rPr>
+        <w:t xml:space="preserve"> </w:t>
+      </w:r>
+      <w:r>
+        <w:rPr>
+          <w:b/>
+          <w:bCs/>
+        </w:rPr>
+        <w:t xml:space="preserve">un bug</w:t>
+      </w:r>
+      <w:r>
+        <w:t xml:space="preserve">.</w:t>
+      </w:r>
+      <w:r>
+        <w:t xml:space="preserve"> </w:t>
+      </w:r>
+      <w:r>
+        <w:rPr>
+          <w:rStyle w:val="VerbatimChar"/>
+        </w:rPr>
+        <w:t xml:space="preserve">haysolapamiento()</w:t>
+      </w:r>
+      <w:r>
+        <w:t xml:space="preserve"> </w:t>
+      </w:r>
+      <w:r>
+        <w:t xml:space="preserve">filtra los períodos vacíos internamente, así que da el mismo</w:t>
+      </w:r>
+      <w:r>
+        <w:t xml:space="preserve"> </w:t>
+      </w:r>
+      <w:r>
+        <w:t xml:space="preserve">resultado con</w:t>
       </w:r>
       <w:r>
         <w:t xml:space="preserve"> </w:t>
@@ -15342,19 +15384,10 @@
         <w:t xml:space="preserve">$request-&gt;periodos</w:t>
       </w:r>
       <w:r>
-        <w:t xml:space="preserve">”</w:t>
-      </w:r>
-      <w:r>
-        <w:t xml:space="preserve"> </w:t>
-      </w:r>
-      <w:r>
-        <w:t xml:space="preserve">y</w:t>
-      </w:r>
-      <w:r>
-        <w:t xml:space="preserve"> </w:t>
-      </w:r>
-      <w:r>
-        <w:t xml:space="preserve">“calcular total sobre</w:t>
+        <w:t xml:space="preserve"> </w:t>
+      </w:r>
+      <w:r>
+        <w:t xml:space="preserve">o con</w:t>
       </w:r>
       <w:r>
         <w:t xml:space="preserve"> </w:t>
@@ -15366,13 +15399,25 @@
         <w:t xml:space="preserve">$periodosValidos</w:t>
       </w:r>
       <w:r>
-        <w:t xml:space="preserve">”</w:t>
-      </w:r>
-      <w:r>
-        <w:t xml:space="preserve"> </w:t>
-      </w:r>
-      <w:r>
-        <w:t xml:space="preserve">es frágil.</w:t>
+        <w:t xml:space="preserve">. Mismo patrón que</w:t>
+      </w:r>
+      <w:r>
+        <w:t xml:space="preserve"> </w:t>
+      </w:r>
+      <w:r>
+        <w:rPr>
+          <w:rStyle w:val="VerbatimChar"/>
+        </w:rPr>
+        <w:t xml:space="preserve">store()</w:t>
+      </w:r>
+      <w:r>
+        <w:t xml:space="preserve">,</w:t>
+      </w:r>
+      <w:r>
+        <w:t xml:space="preserve"> </w:t>
+      </w:r>
+      <w:r>
+        <w:t xml:space="preserve">consistente en todo el archivo.</w:t>
       </w:r>
     </w:p>
     <w:p>
@@ -15503,23 +15548,13 @@
           <w:b/>
           <w:bCs/>
         </w:rPr>
-        <w:t xml:space="preserve">de vacaciones sin export</w:t>
-      </w:r>
-      <w:r>
-        <w:t xml:space="preserve"> </w:t>
-      </w:r>
-      <w:r>
-        <w:t xml:space="preserve">(a diferencia de permisos, que sí exporta Excel/PDF).</w:t>
-      </w:r>
-      <w:r>
-        <w:t xml:space="preserve"> </w:t>
-      </w:r>
-      <w:r>
-        <w:rPr>
-          <w:i/>
-          <w:iCs/>
-        </w:rPr>
-        <w:t xml:space="preserve">(abierto)</w:t>
+        <w:t xml:space="preserve">de vacaciones sin export Excel/PDF</w:t>
+      </w:r>
+      <w:r>
+        <w:t xml:space="preserve"> </w:t>
+      </w:r>
+      <w:r>
+        <w:t xml:space="preserve">— gap de feature (no bug); pendiente para cuando se priorice.</w:t>
       </w:r>
     </w:p>
     <w:p>
@@ -15952,34 +15987,81 @@
         </w:numPr>
       </w:pPr>
       <w:r>
+        <w:rPr>
+          <w:strike/>
+        </w:rPr>
         <w:t xml:space="preserve">¿Corregir el typo</w:t>
       </w:r>
       <w:r>
-        <w:t xml:space="preserve"> </w:t>
-      </w:r>
-      <w:r>
-        <w:rPr>
-          <w:rStyle w:val="VerbatimChar"/>
+        <w:rPr>
+          <w:strike/>
+        </w:rPr>
+        <w:t xml:space="preserve"> </w:t>
+      </w:r>
+      <w:r>
+        <w:rPr>
+          <w:rStyle w:val="VerbatimChar"/>
+          <w:strike/>
         </w:rPr>
         <w:t xml:space="preserve">nullable</w:t>
       </w:r>
       <w:r>
-        <w:t xml:space="preserve"> </w:t>
-      </w:r>
-      <w:r>
-        <w:t xml:space="preserve">repetido y la asimetría de</w:t>
-      </w:r>
-      <w:r>
-        <w:t xml:space="preserve"> </w:t>
-      </w:r>
-      <w:r>
-        <w:rPr>
-          <w:rStyle w:val="VerbatimChar"/>
+        <w:rPr>
+          <w:strike/>
+        </w:rPr>
+        <w:t xml:space="preserve"> </w:t>
+      </w:r>
+      <w:r>
+        <w:rPr>
+          <w:strike/>
+        </w:rPr>
+        <w:t xml:space="preserve">repetido?</w:t>
+      </w:r>
+      <w:r>
+        <w:t xml:space="preserve"> </w:t>
+      </w:r>
+      <w:r>
+        <w:t xml:space="preserve">✅ hecho 2026-09-02 (§12.8).</w:t>
+      </w:r>
+    </w:p>
+    <w:p>
+      <w:pPr>
+        <w:pStyle w:val="Compact"/>
+        <w:numPr>
+          <w:ilvl w:val="0"/>
+          <w:numId w:val="1030"/>
+        </w:numPr>
+      </w:pPr>
+      <w:r>
+        <w:rPr>
+          <w:strike/>
+        </w:rPr>
+        <w:t xml:space="preserve">¿Alinear</w:t>
+      </w:r>
+      <w:r>
+        <w:rPr>
+          <w:strike/>
+        </w:rPr>
+        <w:t xml:space="preserve"> </w:t>
+      </w:r>
+      <w:r>
+        <w:rPr>
+          <w:rStyle w:val="VerbatimChar"/>
+          <w:strike/>
         </w:rPr>
         <w:t xml:space="preserve">replanificar</w:t>
       </w:r>
       <w:r>
-        <w:t xml:space="preserve">? (§12.8–9, menores)</w:t>
+        <w:rPr>
+          <w:strike/>
+        </w:rPr>
+        <w:t xml:space="preserve">?</w:t>
+      </w:r>
+      <w:r>
+        <w:t xml:space="preserve"> </w:t>
+      </w:r>
+      <w:r>
+        <w:t xml:space="preserve">evaluado — no es un bug (§12.9).</w:t>
       </w:r>
     </w:p>
     <w:p>

--- a/specs/05-vacaciones.docx
+++ b/specs/05-vacaciones.docx
@@ -4045,52 +4045,131 @@
           <w:b/>
           <w:bCs/>
         </w:rPr>
-        <w:t xml:space="preserve">RN-05.4</w:t>
-      </w:r>
-      <w:r>
-        <w:t xml:space="preserve"> </w:t>
-      </w:r>
-      <w:r>
-        <w:t xml:space="preserve">—</w:t>
-      </w:r>
-      <w:r>
-        <w:t xml:space="preserve"> </w:t>
-      </w:r>
-      <w:r>
-        <w:rPr>
-          <w:rStyle w:val="VerbatimChar"/>
-        </w:rPr>
-        <w:t xml:space="preserve">fechaCorte = FECHA_CORTE_VACACIONES</w:t>
-      </w:r>
-      <w:r>
-        <w:t xml:space="preserve">; si</w:t>
-      </w:r>
-      <w:r>
-        <w:t xml:space="preserve"> </w:t>
-      </w:r>
-      <w:r>
-        <w:rPr>
-          <w:rStyle w:val="VerbatimChar"/>
-        </w:rPr>
-        <w:t xml:space="preserve">fecha_ingreso &gt; fechaCorte</w:t>
-      </w:r>
-      <w:r>
-        <w:t xml:space="preserve"> </w:t>
-      </w:r>
-      <w:r>
-        <w:t xml:space="preserve">→</w:t>
-      </w:r>
-      <w:r>
-        <w:t xml:space="preserve"> </w:t>
-      </w:r>
-      <w:r>
-        <w:rPr>
-          <w:rStyle w:val="VerbatimChar"/>
-        </w:rPr>
-        <w:t xml:space="preserve">fechaCorte = fecha_ingreso</w:t>
-      </w:r>
-      <w:r>
-        <w:t xml:space="preserve">.</w:t>
+        <w:t xml:space="preserve">RN-05.4 (</w:t>
+      </w:r>
+      <w:r>
+        <w:rPr>
+          <w:rStyle w:val="VerbatimChar"/>
+          <w:b/>
+          <w:bCs/>
+        </w:rPr>
+        <w:t xml:space="preserve">fechaCorteEfectiva()</w:t>
+      </w:r>
+      <w:r>
+        <w:rPr>
+          <w:b/>
+          <w:bCs/>
+        </w:rPr>
+        <w:t xml:space="preserve"> </w:t>
+      </w:r>
+      <w:r>
+        <w:rPr>
+          <w:b/>
+          <w:bCs/>
+        </w:rPr>
+        <w:t xml:space="preserve">— ampliado 2026-09-03)</w:t>
+      </w:r>
+      <w:r>
+        <w:t xml:space="preserve"> </w:t>
+      </w:r>
+      <w:r>
+        <w:t xml:space="preserve">— la</w:t>
+      </w:r>
+      <w:r>
+        <w:t xml:space="preserve"> </w:t>
+      </w:r>
+      <w:r>
+        <w:rPr>
+          <w:b/>
+          <w:bCs/>
+        </w:rPr>
+        <w:t xml:space="preserve">más reciente</w:t>
+      </w:r>
+      <w:r>
+        <w:t xml:space="preserve"> </w:t>
+      </w:r>
+      <w:r>
+        <w:t xml:space="preserve">entre:</w:t>
+      </w:r>
+      <w:r>
+        <w:t xml:space="preserve"> </w:t>
+      </w:r>
+      <w:r>
+        <w:rPr>
+          <w:rStyle w:val="VerbatimChar"/>
+        </w:rPr>
+        <w:t xml:space="preserve">FECHA_CORTE_VACACIONES</w:t>
+      </w:r>
+      <w:r>
+        <w:t xml:space="preserve"> </w:t>
+      </w:r>
+      <w:r>
+        <w:t xml:space="preserve">(global),</w:t>
+      </w:r>
+      <w:r>
+        <w:t xml:space="preserve"> </w:t>
+      </w:r>
+      <w:r>
+        <w:rPr>
+          <w:rStyle w:val="VerbatimChar"/>
+        </w:rPr>
+        <w:t xml:space="preserve">fecha_ingreso</w:t>
+      </w:r>
+      <w:r>
+        <w:t xml:space="preserve"> </w:t>
+      </w:r>
+      <w:r>
+        <w:t xml:space="preserve">(empleado nuevo), y</w:t>
+      </w:r>
+      <w:r>
+        <w:t xml:space="preserve"> </w:t>
+      </w:r>
+      <w:r>
+        <w:rPr>
+          <w:rStyle w:val="VerbatimChar"/>
+          <w:b/>
+          <w:bCs/>
+        </w:rPr>
+        <w:t xml:space="preserve">cabecera.fecha_proceso</w:t>
+      </w:r>
+      <w:r>
+        <w:t xml:space="preserve"> </w:t>
+      </w:r>
+      <w:r>
+        <w:t xml:space="preserve">(nuevo — una carga de saldo puntual posterior al corte global; caso de uso: retorno de comisión,</w:t>
+      </w:r>
+      <w:r>
+        <w:t xml:space="preserve"> </w:t>
+      </w:r>
+      <w:r>
+        <w:t xml:space="preserve">spec 07 §5.6 RN-07.13). Para la gran mayoría de empleados</w:t>
+      </w:r>
+      <w:r>
+        <w:t xml:space="preserve"> </w:t>
+      </w:r>
+      <w:r>
+        <w:rPr>
+          <w:rStyle w:val="VerbatimChar"/>
+        </w:rPr>
+        <w:t xml:space="preserve">fecha_proceso</w:t>
+      </w:r>
+      <w:r>
+        <w:t xml:space="preserve"> </w:t>
+      </w:r>
+      <w:r>
+        <w:t xml:space="preserve">≈ corte global o</w:t>
+      </w:r>
+      <w:r>
+        <w:t xml:space="preserve"> </w:t>
+      </w:r>
+      <w:r>
+        <w:rPr>
+          <w:rStyle w:val="VerbatimChar"/>
+        </w:rPr>
+        <w:t xml:space="preserve">fecha_ingreso</w:t>
+      </w:r>
+      <w:r>
+        <w:t xml:space="preserve">, así que no cambia nada; solo pesa tras una carga de saldo individual reciente.</w:t>
       </w:r>
     </w:p>
     <w:p>
@@ -4193,6 +4272,60 @@
       </w:r>
       <w:r>
         <w:t xml:space="preserve">en la fecha de salida).</w:t>
+      </w:r>
+      <w:r>
+        <w:t xml:space="preserve"> </w:t>
+      </w:r>
+      <w:r>
+        <w:rPr>
+          <w:rStyle w:val="VerbatimChar"/>
+        </w:rPr>
+        <w:t xml:space="preserve">calcular()</w:t>
+      </w:r>
+      <w:r>
+        <w:t xml:space="preserve"> </w:t>
+      </w:r>
+      <w:r>
+        <w:t xml:space="preserve">acepta además un 3º parámetro</w:t>
+      </w:r>
+      <w:r>
+        <w:t xml:space="preserve"> </w:t>
+      </w:r>
+      <w:r>
+        <w:rPr>
+          <w:rStyle w:val="VerbatimChar"/>
+        </w:rPr>
+        <w:t xml:space="preserve">$fechaReferencia</w:t>
+      </w:r>
+      <w:r>
+        <w:t xml:space="preserve"> </w:t>
+      </w:r>
+      <w:r>
+        <w:t xml:space="preserve">para calcular</w:t>
+      </w:r>
+      <w:r>
+        <w:t xml:space="preserve"> </w:t>
+      </w:r>
+      <w:r>
+        <w:t xml:space="preserve">“el saldo como si fuera tal fecha”</w:t>
+      </w:r>
+      <w:r>
+        <w:t xml:space="preserve"> </w:t>
+      </w:r>
+      <w:r>
+        <w:t xml:space="preserve">(lo usa la liquidación de spec 07 con</w:t>
+      </w:r>
+      <w:r>
+        <w:t xml:space="preserve"> </w:t>
+      </w:r>
+      <w:r>
+        <w:rPr>
+          <w:rStyle w:val="VerbatimChar"/>
+        </w:rPr>
+        <w:t xml:space="preserve">fecha_evento</w:t>
+      </w:r>
+      <w:r>
+        <w:t xml:space="preserve">).</w:t>
       </w:r>
     </w:p>
     <w:p>
@@ -5078,6 +5211,18 @@
         <w:t xml:space="preserve">ReporteVacacionesController</w:t>
       </w:r>
       <w:r>
+        <w:t xml:space="preserve">,</w:t>
+      </w:r>
+      <w:r>
+        <w:t xml:space="preserve"> </w:t>
+      </w:r>
+      <w:r>
+        <w:rPr>
+          <w:rStyle w:val="VerbatimChar"/>
+        </w:rPr>
+        <w:t xml:space="preserve">PermisosController</w:t>
+      </w:r>
+      <w:r>
         <w:t xml:space="preserve"> </w:t>
       </w:r>
       <w:r>
@@ -5089,20 +5234,107 @@
       <w:r>
         <w:rPr>
           <w:rStyle w:val="VerbatimChar"/>
-        </w:rPr>
-        <w:t xml:space="preserve">PermisosController</w:t>
-      </w:r>
-      <w:r>
-        <w:t xml:space="preserve"> </w:t>
-      </w:r>
-      <w:r>
-        <w:t xml:space="preserve">lo inyectan por constructor y delegan. La pantalla de planificación de un</w:t>
-      </w:r>
-      <w:r>
-        <w:t xml:space="preserve"> </w:t>
-      </w:r>
-      <w:r>
-        <w:t xml:space="preserve">empleado CT con 6+ años ahora muestra el saldo real (antes salía menor por la tasa fija 1.25).</w:t>
+          <w:b/>
+          <w:bCs/>
+        </w:rPr>
+        <w:t xml:space="preserve">LiquidacionVacController</w:t>
+      </w:r>
+      <w:r>
+        <w:t xml:space="preserve"> </w:t>
+      </w:r>
+      <w:r>
+        <w:t xml:space="preserve">(2026-09-03) lo inyectan por constructor y</w:t>
+      </w:r>
+      <w:r>
+        <w:t xml:space="preserve"> </w:t>
+      </w:r>
+      <w:r>
+        <w:t xml:space="preserve">delegan —</w:t>
+      </w:r>
+      <w:r>
+        <w:t xml:space="preserve"> </w:t>
+      </w:r>
+      <w:r>
+        <w:rPr>
+          <w:b/>
+          <w:bCs/>
+        </w:rPr>
+        <w:t xml:space="preserve">5 consumidores</w:t>
+      </w:r>
+      <w:r>
+        <w:t xml:space="preserve">. La pantalla de planificación de un empleado CT con 6+ años ahora</w:t>
+      </w:r>
+      <w:r>
+        <w:t xml:space="preserve"> </w:t>
+      </w:r>
+      <w:r>
+        <w:t xml:space="preserve">muestra el saldo real (antes salía menor por la tasa fija 1.25).</w:t>
+      </w:r>
+    </w:p>
+    <w:p>
+      <w:pPr>
+        <w:pStyle w:val="BlockText"/>
+      </w:pPr>
+      <w:r>
+        <w:rPr>
+          <w:b/>
+          <w:bCs/>
+        </w:rPr>
+        <w:t xml:space="preserve">Cambio compartido pendiente de prueba de humo (2026-09-03):</w:t>
+      </w:r>
+      <w:r>
+        <w:t xml:space="preserve"> </w:t>
+      </w:r>
+      <w:r>
+        <w:t xml:space="preserve">al mover</w:t>
+      </w:r>
+      <w:r>
+        <w:t xml:space="preserve"> </w:t>
+      </w:r>
+      <w:r>
+        <w:rPr>
+          <w:rStyle w:val="VerbatimChar"/>
+        </w:rPr>
+        <w:t xml:space="preserve">LiquidacionVacController</w:t>
+      </w:r>
+      <w:r>
+        <w:t xml:space="preserve"> </w:t>
+      </w:r>
+      <w:r>
+        <w:t xml:space="preserve">al servicio se añadió</w:t>
+      </w:r>
+      <w:r>
+        <w:t xml:space="preserve"> </w:t>
+      </w:r>
+      <w:r>
+        <w:rPr>
+          <w:rStyle w:val="VerbatimChar"/>
+        </w:rPr>
+        <w:t xml:space="preserve">fechaCorteEfectiva()</w:t>
+      </w:r>
+      <w:r>
+        <w:t xml:space="preserve"> </w:t>
+      </w:r>
+      <w:r>
+        <w:t xml:space="preserve">(considera</w:t>
+      </w:r>
+      <w:r>
+        <w:t xml:space="preserve"> </w:t>
+      </w:r>
+      <w:r>
+        <w:rPr>
+          <w:rStyle w:val="VerbatimChar"/>
+        </w:rPr>
+        <w:t xml:space="preserve">cabecera.fecha_proceso</w:t>
+      </w:r>
+      <w:r>
+        <w:t xml:space="preserve">) — validado por</w:t>
+      </w:r>
+      <w:r>
+        <w:t xml:space="preserve"> </w:t>
+      </w:r>
+      <w:r>
+        <w:t xml:space="preserve">código, no en vivo. Conviene una pasada en Vacaciones / Reporte de saldo / Permisos / Planificación.</w:t>
       </w:r>
     </w:p>
     <w:bookmarkEnd w:id="26"/>
@@ -14277,6 +14509,60 @@
           </w:p>
         </w:tc>
       </w:tr>
+      <w:tr>
+        <w:tc>
+          <w:tcPr/>
+          <w:p>
+            <w:pPr>
+              <w:pStyle w:val="Compact"/>
+            </w:pPr>
+            <w:r>
+              <w:t xml:space="preserve">Empleado que retornó de comisión (carga de saldo externo, spec 07)</w:t>
+            </w:r>
+          </w:p>
+        </w:tc>
+        <w:tc>
+          <w:tcPr/>
+          <w:p>
+            <w:pPr>
+              <w:pStyle w:val="Compact"/>
+            </w:pPr>
+            <w:r>
+              <w:t xml:space="preserve">Su</w:t>
+            </w:r>
+            <w:r>
+              <w:t xml:space="preserve"> </w:t>
+            </w:r>
+            <w:r>
+              <w:rPr>
+                <w:rStyle w:val="VerbatimChar"/>
+              </w:rPr>
+              <w:t xml:space="preserve">cabecera.fecha_proceso = fecha del retorno</w:t>
+            </w:r>
+            <w:r>
+              <w:t xml:space="preserve"> </w:t>
+            </w:r>
+            <w:r>
+              <w:t xml:space="preserve">→</w:t>
+            </w:r>
+            <w:r>
+              <w:t xml:space="preserve"> </w:t>
+            </w:r>
+            <w:r>
+              <w:rPr>
+                <w:rStyle w:val="VerbatimChar"/>
+              </w:rPr>
+              <w:t xml:space="preserve">fechaCorteEfectiva()</w:t>
+            </w:r>
+            <w:r>
+              <w:t xml:space="preserve"> </w:t>
+            </w:r>
+            <w:r>
+              <w:t xml:space="preserve">la usa como corte, el devengo posterior arranca de ahí (2026-09-03). Antes se sumaba todo el período desde el corte global sobre el saldo cargado.</w:t>
+            </w:r>
+          </w:p>
+        </w:tc>
+      </w:tr>
     </w:tbl>
     <w:p>
       <w:r>
@@ -14417,13 +14703,13 @@
           <w:b/>
           <w:bCs/>
         </w:rPr>
-        <w:t xml:space="preserve">RESUELTO (2026-09-01)</w:t>
-      </w:r>
-      <w:r>
-        <w:t xml:space="preserve"> </w:t>
-      </w:r>
-      <w:r>
-        <w:t xml:space="preserve">— 4 implementaciones divergentes del cálculo de saldo</w:t>
+        <w:t xml:space="preserve">RESUELTO (2026-09-01 / -03)</w:t>
+      </w:r>
+      <w:r>
+        <w:t xml:space="preserve"> </w:t>
+      </w:r>
+      <w:r>
+        <w:t xml:space="preserve">— 5 implementaciones divergentes del cálculo de saldo</w:t>
       </w:r>
       <w:r>
         <w:t xml:space="preserve"> </w:t>
@@ -14474,7 +14760,28 @@
         <w:t xml:space="preserve">PermisosController::calcularInternoVac</w:t>
       </w:r>
       <w:r>
-        <w:t xml:space="preserve">): reemplazadas por</w:t>
+        <w:t xml:space="preserve">, y</w:t>
+      </w:r>
+      <w:r>
+        <w:t xml:space="preserve"> </w:t>
+      </w:r>
+      <w:r>
+        <w:rPr>
+          <w:rStyle w:val="VerbatimChar"/>
+        </w:rPr>
+        <w:t xml:space="preserve">LiquidacionVacController::calcularSaldo</w:t>
+      </w:r>
+      <w:r>
+        <w:t xml:space="preserve"> </w:t>
+      </w:r>
+      <w:r>
+        <w:t xml:space="preserve">—</w:t>
+      </w:r>
+      <w:r>
+        <w:t xml:space="preserve"> </w:t>
+      </w:r>
+      <w:r>
+        <w:t xml:space="preserve">ésta migrada el 2026-09-03): reemplazadas por</w:t>
       </w:r>
       <w:r>
         <w:t xml:space="preserve"> </w:t>
@@ -14528,7 +14835,28 @@
         <w:t xml:space="preserve">tasaVacaciones()</w:t>
       </w:r>
       <w:r>
-        <w:t xml:space="preserve">), inyectado en los 4 controladores.</w:t>
+        <w:t xml:space="preserve"> </w:t>
+      </w:r>
+      <w:r>
+        <w:t xml:space="preserve">/</w:t>
+      </w:r>
+      <w:r>
+        <w:t xml:space="preserve"> </w:t>
+      </w:r>
+      <w:r>
+        <w:rPr>
+          <w:rStyle w:val="VerbatimChar"/>
+        </w:rPr>
+        <w:t xml:space="preserve">fechaCorteEfectiva()</w:t>
+      </w:r>
+      <w:r>
+        <w:t xml:space="preserve">), inyectado en</w:t>
+      </w:r>
+      <w:r>
+        <w:t xml:space="preserve"> </w:t>
+      </w:r>
+      <w:r>
+        <w:t xml:space="preserve">los 5 controladores.</w:t>
       </w:r>
     </w:p>
     <w:p>
